--- a/docs/neuropulse_brief_r4.docx
+++ b/docs/neuropulse_brief_r4.docx
@@ -1250,6 +1250,15 @@
 STORAGE: On-device eMMC UHDR partition, AES-256 encrypted with user biometric-derived key. NeuroPulse does not hold decryption key. Optional E2E encrypted cloud backup (user-held key). Automatic incremental backup on USB-C connect.</w:t>
             </w:r>
           </w:p>
+          <w:p>
+            <w:r>
+              <w:rPr>
+                <w:sz w:val="18"/>
+              </w:rPr>
+              <w:br/>
+              <w:t>Research data flow: All anonymization of UHDR for research purposes occurs on-device (within the NeuroPulse app), generating a fresh extract directly from the AES-256 encrypted source partition for each approved study. NeuroPulse infrastructure receives only the pre-anonymized extract. NeuroPulse never decrypts, accesses, or temporarily holds raw UHDR at any point in the research data pipeline. No persistent per-user anonymized data store is maintained on NeuroPulse servers.</w:t>
+            </w:r>
+          </w:p>
         </w:tc>
       </w:tr>
       <w:tr>
@@ -1390,6 +1399,73 @@
     <w:p>
       <w:r>
         <w:br w:type="page"/>
+      </w:r>
+    </w:p>
+    <w:p>
+      <w:pPr>
+        <w:pStyle w:val="Heading2"/>
+      </w:pPr>
+      <w:r>
+        <w:rPr>
+          <w:sz w:val="24"/>
+        </w:rPr>
+        <w:t>5.3 Research data anonymization architecture (locked)</w:t>
+      </w:r>
+    </w:p>
+    <w:p>
+      <w:r>
+        <w:rPr>
+          <w:sz w:val="18"/>
+        </w:rPr>
+        <w:t xml:space="preserve">Architecture requirement: All anonymization of UHDR data for research purposes must occur on-device, within the NeuroPulse app, before any data leaves the device. The process for each approved study is:</w:t>
+      </w:r>
+    </w:p>
+    <w:p>
+      <w:r>
+        <w:rPr>
+          <w:sz w:val="18"/>
+        </w:rPr>
+        <w:t xml:space="preserve">Step 1 — Study approval signal: NeuroPulse server sends the device a signed study descriptor: study ID, anonymization parameters (k-value ≥10, suppression rules, date-rounding interval), and approved UHDR element list. Study descriptor is cryptographically signed by NeuroPulse (same signing infrastructure as session protocols).</w:t>
+      </w:r>
+    </w:p>
+    <w:p>
+      <w:r>
+        <w:rPr>
+          <w:sz w:val="18"/>
+        </w:rPr>
+        <w:t xml:space="preserve">Step 2 — On-device extract generation: The app reads the encrypted UHDR partition (decryption uses only the user biometric-derived key — app is the only process with transient access during an active session). Anonymization transformations are applied in-app: (a) k-anonymity grouping, (b) date/time rounding to ≥1-week intervals, (c) all direct identifiers removed, (d) quasi-identifier suppression per study descriptor. The anonymized extract is signed with the study ID and device hardware attestation token.</w:t>
+      </w:r>
+    </w:p>
+    <w:p>
+      <w:r>
+        <w:rPr>
+          <w:sz w:val="18"/>
+        </w:rPr>
+        <w:t xml:space="preserve">Step 3 — Extract transmission: Only the pre-anonymized, signed extract is transmitted to NeuroPulse research infrastructure. Raw UHDR never leaves the device. NeuroPulse servers receive and store only the extract. No persistent per-user anonymized data store is maintained; each study receives its own extract. Extracts are keyed to study ID and device ID only.</w:t>
+      </w:r>
+    </w:p>
+    <w:p>
+      <w:r>
+        <w:rPr>
+          <w:sz w:val="18"/>
+        </w:rPr>
+        <w:t xml:space="preserve">Step 4 — No server-side re-identification path: NeuroPulse infrastructure cannot re-identify users from extracts: no raw UHDR, no biometric key, no linkage table. The device ID maps only to the SHDR warranty owner record (shipping address + warranty dates) — SHDR contains no user biology. Researchers access only aggregated study datasets with no device ID fields.</w:t>
+      </w:r>
+    </w:p>
+    <w:p>
+      <w:r>
+        <w:rPr>
+          <w:sz w:val="18"/>
+        </w:rPr>
+        <w:t xml:space="preserve">Consent withdrawal effect: Because anonymization is performed on-device, per-study, on-demand: withdrawing consent permanently blocks the device from processing any future study descriptors. No further extracts are generated or transmitted. This withdrawal is effective for all data periods — including UHDR from sessions that occurred before the withdrawal date — because the source data remains on the device and the extraction step cannot be triggered remotely without device participation. Already-transmitted extracts included in published datasets cannot be individually removed (k-anonymized aggregates cannot be individually withdrawn — irreversibility notice is given at consent time).</w:t>
+      </w:r>
+    </w:p>
+    <w:p>
+      <w:r>
+        <w:rPr>
+          <w:sz w:val="18"/>
+        </w:rPr>
+        <w:t xml:space="preserve">Audit trail: Study ID, study descriptor hash, extract transmission timestamp, and extract size (byte count, not content) are logged in SHDR. User can inspect which studies their device has contributed to at any time via the app. This log is the user's proof of participation and is never shared with researchers.</w:t>
       </w:r>
     </w:p>
     <w:p>
@@ -2188,6 +2264,16 @@
               <w:t xml:space="preserve">IRB-approved minimum necessary set only · Anonymised output · k-anonymity ≥10 required · No individual identifiers</w:t>
             </w:r>
           </w:p>
+          <w:p>
+            <w:r>
+              <w:rPr>
+                <w:b w:val="0"/>
+                <w:sz w:val="18"/>
+              </w:rPr>
+              <w:br/>
+              <w:t>Anonymization occurs on-device. NeuroPulse receives only pre-anonymized extracts per study.</w:t>
+            </w:r>
+          </w:p>
         </w:tc>
         <w:tc>
           <w:tcPr>
@@ -2830,6 +2916,16 @@
               <w:t xml:space="preserve">Data included in all reviewed studies. STILL receives per-study engagement notifications (not consent requests — the patient is kept informed and can opt out per-study). Anonymisation standard: k≥10, no device/user ID, no sub-weekly timestamps, no sub-regional geography.</w:t>
             </w:r>
           </w:p>
+          <w:p>
+            <w:r>
+              <w:rPr>
+                <w:b w:val="0"/>
+                <w:sz w:val="18"/>
+              </w:rPr>
+              <w:br/>
+              <w:t>Irreversibility notice (displayed at consent time): "Once your anonymised data has been included in a published study, it cannot be individually withdrawn from that dataset — this is a fundamental property of k-anonymised aggregate data. However, because NeuroPulse anonymises your data fresh from your device for each new study, withdrawing consent immediately and permanently stops any further data flowing to any future dataset — including data from sessions that occurred before your withdrawal. Your historical sessions remain on your device under your sole control."</w:t>
+            </w:r>
+          </w:p>
         </w:tc>
         <w:tc>
           <w:tcPr>
@@ -3016,6 +3112,16 @@
                 <w:szCs w:val="17"/>
               </w:rPr>
               <w:t xml:space="preserve">No results contact. No portal access. Both changeable at any time in Settings → Research + Privacy.</w:t>
+            </w:r>
+          </w:p>
+          <w:p>
+            <w:r>
+              <w:rPr>
+                <w:b w:val="0"/>
+                <w:sz w:val="18"/>
+              </w:rPr>
+              <w:br/>
+              <w:t>Results notification closes the loop for all enrolled participants — including null results. Users who withdrew consent still receive results for studies they previously participated in (notification-only, no new data).</w:t>
             </w:r>
           </w:p>
         </w:tc>

--- a/docs/neuropulse_brief_r4.docx
+++ b/docs/neuropulse_brief_r4.docx
@@ -10153,6 +10153,14 @@
           <w:szCs w:val="18"/>
         </w:rPr>
         <w:t xml:space="preserve">Auricular VNS clip = HRV PPG + A1/A2 EEG references (2 spare conductors in existing 6-pin cable)</w:t>
+      </w:r>
+    </w:p>
+    <w:p>
+      <w:r>
+        <w:rPr>
+          <w:sz w:val="18"/>
+        </w:rPr>
+        <w:t xml:space="preserve">HRV biofeedback protocol (software only, $0 BOM): resonance frequency breathing pacer (6 breaths/min default, personalised per user); real-time coherence score (LF peak / LF+HF power); four protocols: standalone coherence training, HRV+taVNS synchronised (stimulation timed to inspiration phase), HRV+EEG dual biofeedback, HRV+PBM simultaneous (replicates 2025 multi-modal RCT). Bone conduction delivers breathing cue. UHDR: HRV time series + session logs.</w:t>
       </w:r>
     </w:p>
     <w:p>

--- a/docs/neuropulse_brief_r4.docx
+++ b/docs/neuropulse_brief_r4.docx
@@ -10161,6 +10161,22 @@
           <w:sz w:val="18"/>
         </w:rPr>
         <w:t xml:space="preserve">HRV biofeedback protocol (software only, $0 BOM): resonance frequency breathing pacer (6 breaths/min default, personalised per user); real-time coherence score (LF peak / LF+HF power); four protocols: standalone coherence training, HRV+taVNS synchronised (stimulation timed to inspiration phase), HRV+EEG dual biofeedback, HRV+PBM simultaneous (replicates 2025 multi-modal RCT). Bone conduction delivers breathing cue. UHDR: HRV time series + session logs.</w:t>
+      </w:r>
+    </w:p>
+    <w:p>
+      <w:r>
+        <w:rPr>
+          <w:sz w:val="18"/>
+        </w:rPr>
+        <w:t xml:space="preserve">sLORETA-guided HD-tDCS (T2): 4×1 ring montage (center anode + 4 return cathodes); Ag/AgCl 3.5mm dual-rated electrodes in T2 qEEG cap; 16-ch tACS driver provides independent current sources (no additional stimulation hardware); sLORETA source map → MNI target → automatic 10-20 electrode mapping → personalised current distribution; 40µC/cm² safety MCU limit; ≤2mA/electrode; ~3–5× spatial focality vs standard tDCS. Evidence: Jog/UCLA 2025 (n=71, personalised HD-tDCS); BRIGhTMIND 2024 (n=255, personalised targeting outperforms fixed F3).</w:t>
+      </w:r>
+    </w:p>
+    <w:p>
+      <w:r>
+        <w:rPr>
+          <w:sz w:val="18"/>
+        </w:rPr>
+        <w:t xml:space="preserve">Cervical VNS (T2 accessory): neck-worn tcVNS module stimulating vagus trunk at carotid sheath; higher vagal activation than auricular branch; safety MCU owns enable with cardiac monitor interlock (auto-cutoff if HR changes &gt;15 BPM in 5s); 510(k) predicate = electroCore gammaCore K163334 (cluster headache) + K173323 (migraine); gel pad consumable; +$35–55 BOM. Indications: cluster headache, migraine, depression adjunct, post-stroke rehabilitation.</w:t>
       </w:r>
     </w:p>
     <w:p>
